--- a/docx_resources/Вечірня-Утреня/В,У - Мінея/02-Лютий/05-__-Агафії.docx
+++ b/docx_resources/Вечірня-Утреня/В,У - Мінея/02-Лютий/05-__-Агафії.docx
@@ -72,6 +72,7 @@
         <w:rPr>
           <w:rFonts w:ascii="Times New Roman" w:hAnsi="Times New Roman" w:cs="Times New Roman"/>
           <w:b/>
+          <w:sz w:val="24"/>
         </w:rPr>
         <w:t>ВЕЧІРНЯ</w:t>
       </w:r>
@@ -9394,6 +9395,7 @@
           <w:b/>
           <w:i/>
           <w:color w:val="FF0000"/>
+          <w:sz w:val="24"/>
           <w:lang w:val="uk-UA"/>
         </w:rPr>
         <w:t>Вечірні молитви</w:t>
@@ -18202,6 +18204,7 @@
           <w:b/>
           <w:i/>
           <w:color w:val="FF0000"/>
+          <w:sz w:val="24"/>
           <w:lang w:val="uk-UA"/>
         </w:rPr>
         <w:t>Стихири</w:t>
@@ -20774,6 +20777,7 @@
           <w:b/>
           <w:i/>
           <w:color w:val="FF0000"/>
+          <w:sz w:val="24"/>
           <w:lang w:val="uk-UA"/>
         </w:rPr>
         <w:t>Прокімен</w:t>
@@ -21220,6 +21224,7 @@
           <w:b/>
           <w:i/>
           <w:color w:val="FF0000"/>
+          <w:sz w:val="24"/>
           <w:lang w:val="uk-UA"/>
         </w:rPr>
         <w:t>Сподоби, Господи</w:t>
@@ -22468,6 +22473,7 @@
           <w:b/>
           <w:i/>
           <w:color w:val="FF0000"/>
+          <w:sz w:val="24"/>
           <w:lang w:val="uk-UA"/>
         </w:rPr>
         <w:t>Прохальна єктенія</w:t>
@@ -25661,6 +25667,7 @@
           <w:b/>
           <w:i/>
           <w:color w:val="FF0000"/>
+          <w:sz w:val="24"/>
           <w:lang w:val="uk-UA"/>
         </w:rPr>
         <w:t>Пісня Симеона</w:t>
@@ -28155,6 +28162,7 @@
           <w:b/>
           <w:i/>
           <w:color w:val="FF0000"/>
+          <w:sz w:val="24"/>
           <w:lang w:val="uk-UA"/>
         </w:rPr>
         <w:t>Тропарі</w:t>
@@ -28168,30 +28176,60 @@
       </w:pPr>
       <w:r>
         <w:rPr>
+          <w:rFonts w:ascii="Times New Roman" w:hAnsi="Times New Roman"/>
           <w:i/>
           <w:color w:val="FF0000"/>
+          <w:sz w:val="24"/>
         </w:rPr>
         <w:t>(г. 4):</w:t>
       </w:r>
       <w:r>
+        <w:rPr>
+          <w:rFonts w:ascii="Times New Roman" w:hAnsi="Times New Roman"/>
+          <w:sz w:val="24"/>
+        </w:rPr>
         <w:t xml:space="preserve"> Агниця Твоя, Ісусе, Агафія,* кличе великим голосом:* Тебе, жениху мій, люблю і, Тебе шукаючи, стра</w:t>
       </w:r>
       <w:r>
+        <w:rPr>
+          <w:rFonts w:ascii="Times New Roman" w:hAnsi="Times New Roman"/>
+          <w:sz w:val="24"/>
+        </w:rPr>
         <w:t>ж</w:t>
       </w:r>
       <w:r>
+        <w:rPr>
+          <w:rFonts w:ascii="Times New Roman" w:hAnsi="Times New Roman"/>
+          <w:sz w:val="24"/>
+        </w:rPr>
         <w:t>даю,* і разом з Тобою розпинаюся, і погреб</w:t>
       </w:r>
       <w:r>
+        <w:rPr>
+          <w:rFonts w:ascii="Times New Roman" w:hAnsi="Times New Roman"/>
+          <w:sz w:val="24"/>
+        </w:rPr>
         <w:t>а</w:t>
       </w:r>
       <w:r>
+        <w:rPr>
+          <w:rFonts w:ascii="Times New Roman" w:hAnsi="Times New Roman"/>
+          <w:sz w:val="24"/>
+        </w:rPr>
         <w:t>юся хрещенням Твоїм,* і терплю ради Тебе, щоб і царствувати в Тобі,* і вмираю за Тебе, щоб і жити з Тобою,* та як жертву непорочну прийми мене, що з любов’ю пожертвувалася Тобі.*</w:t>
       </w:r>
       <w:r>
+        <w:rPr>
+          <w:rFonts w:ascii="Times New Roman" w:hAnsi="Times New Roman"/>
+          <w:sz w:val="24"/>
+        </w:rPr>
         <w:t xml:space="preserve"> Її</w:t>
       </w:r>
       <w:r>
+        <w:rPr>
+          <w:rFonts w:ascii="Times New Roman" w:hAnsi="Times New Roman"/>
+          <w:sz w:val="24"/>
+        </w:rPr>
         <w:t xml:space="preserve"> молитвами як милостивий спаси душі наші.</w:t>
       </w:r>
     </w:p>
@@ -28203,21 +28241,33 @@
       </w:pPr>
       <w:r>
         <w:rPr>
+          <w:rFonts w:ascii="Times New Roman" w:hAnsi="Times New Roman"/>
           <w:b/>
+          <w:sz w:val="24"/>
         </w:rPr>
         <w:t>Слава: і нині:</w:t>
       </w:r>
       <w:r>
-        <w:t xml:space="preserve"> </w:t>
-      </w:r>
-      <w:r>
-        <w:rPr>
+        <w:rPr>
+          <w:rFonts w:ascii="Times New Roman" w:hAnsi="Times New Roman"/>
+          <w:sz w:val="24"/>
+        </w:rPr>
+        <w:t xml:space="preserve"> </w:t>
+      </w:r>
+      <w:r>
+        <w:rPr>
+          <w:rFonts w:ascii="Times New Roman" w:hAnsi="Times New Roman"/>
           <w:i/>
           <w:color w:val="FF0000"/>
+          <w:sz w:val="24"/>
         </w:rPr>
         <w:t>(г. 1):</w:t>
       </w:r>
       <w:r>
+        <w:rPr>
+          <w:rFonts w:ascii="Times New Roman" w:hAnsi="Times New Roman"/>
+          <w:sz w:val="24"/>
+        </w:rPr>
         <w:t xml:space="preserve"> Радуйся, благодатна Богородице Діво,* бо з Тебе засяло Сонце правди – Христос Бог наш,* що просвічує тих, що в темряві.* Веселися й Ти, старче праведний,* Ти прийняв в обійми визволителя душ наших, що дарує нам воскресіння.</w:t>
       </w:r>
     </w:p>
@@ -28251,6 +28301,7 @@
           <w:b/>
           <w:i/>
           <w:color w:val="FF0000"/>
+          <w:sz w:val="24"/>
           <w:lang w:val="uk-UA"/>
         </w:rPr>
         <w:t>Єктенія усильного благання</w:t>
@@ -30749,6 +30800,7 @@
           <w:b/>
           <w:i/>
           <w:color w:val="FF0000"/>
+          <w:sz w:val="24"/>
           <w:lang w:val="uk-UA"/>
         </w:rPr>
         <w:t>Після Вечірні</w:t>
@@ -30834,6 +30886,7 @@
         <w:rPr>
           <w:rFonts w:ascii="Times New Roman" w:hAnsi="Times New Roman" w:cs="Times New Roman"/>
           <w:b/>
+          <w:sz w:val="24"/>
         </w:rPr>
         <w:t>УТРЕНЯ</w:t>
       </w:r>
@@ -33460,6 +33513,7 @@
           <w:b/>
           <w:i/>
           <w:color w:val="FF0000"/>
+          <w:sz w:val="24"/>
           <w:lang w:val="uk-UA"/>
         </w:rPr>
         <w:t>Утренні молитви</w:t>
@@ -38094,6 +38148,7 @@
           <w:b/>
           <w:i/>
           <w:color w:val="FF0000"/>
+          <w:sz w:val="24"/>
           <w:lang w:val="uk-UA"/>
         </w:rPr>
         <w:t>Бог Господь...</w:t>
@@ -38103,6 +38158,7 @@
           <w:rFonts w:ascii="Times New Roman" w:hAnsi="Times New Roman"/>
           <w:i/>
           <w:color w:val="FF0000"/>
+          <w:sz w:val="24"/>
           <w:lang w:val="uk-UA"/>
         </w:rPr>
         <w:t xml:space="preserve"> (Пс. 117), глас 1</w:t>
@@ -38347,6 +38403,7 @@
           <w:b/>
           <w:i/>
           <w:color w:val="FF0000"/>
+          <w:sz w:val="24"/>
           <w:lang w:val="uk-UA"/>
         </w:rPr>
         <w:t>Тропарі</w:t>
@@ -38360,18 +38417,26 @@
       </w:pPr>
       <w:r>
         <w:rPr>
+          <w:rFonts w:ascii="Times New Roman" w:hAnsi="Times New Roman"/>
           <w:i/>
           <w:color w:val="FF0000"/>
+          <w:sz w:val="24"/>
         </w:rPr>
         <w:t>(г. 1):</w:t>
       </w:r>
       <w:r>
+        <w:rPr>
+          <w:rFonts w:ascii="Times New Roman" w:hAnsi="Times New Roman"/>
+          <w:sz w:val="24"/>
+        </w:rPr>
         <w:t xml:space="preserve"> Радуйся, благодатна Богородице Діво,* бо з Тебе засяло Сонце правди – Христос Бог наш,* що просвічує тих, що в темряві.* Веселися й Ти, старче праведний,* Ти прийняв в обійми визволителя душ наших, що дарує нам воскресення. </w:t>
       </w:r>
       <w:r>
         <w:rPr>
+          <w:rFonts w:ascii="Times New Roman" w:hAnsi="Times New Roman"/>
           <w:i/>
           <w:color w:val="FF0000"/>
+          <w:sz w:val="24"/>
         </w:rPr>
         <w:t>(2 р.)</w:t>
       </w:r>
@@ -38384,48 +38449,96 @@
       </w:pPr>
       <w:r>
         <w:rPr>
+          <w:rFonts w:ascii="Times New Roman" w:hAnsi="Times New Roman"/>
           <w:b/>
+          <w:sz w:val="24"/>
         </w:rPr>
         <w:t xml:space="preserve">Слава: </w:t>
       </w:r>
       <w:r>
         <w:rPr>
+          <w:rFonts w:ascii="Times New Roman" w:hAnsi="Times New Roman"/>
           <w:i/>
           <w:color w:val="FF0000"/>
+          <w:sz w:val="24"/>
         </w:rPr>
         <w:t>(г. 4):</w:t>
       </w:r>
       <w:r>
+        <w:rPr>
+          <w:rFonts w:ascii="Times New Roman" w:hAnsi="Times New Roman"/>
+          <w:sz w:val="24"/>
+        </w:rPr>
         <w:t xml:space="preserve"> Агниця Твоя, Ісусе, Агафія,* кличе великим голосом:* Тебе, жениху мій, люблю</w:t>
       </w:r>
       <w:r>
+        <w:rPr>
+          <w:rFonts w:ascii="Times New Roman" w:hAnsi="Times New Roman"/>
+          <w:sz w:val="24"/>
+        </w:rPr>
         <w:t>,</w:t>
       </w:r>
       <w:r>
+        <w:rPr>
+          <w:rFonts w:ascii="Times New Roman" w:hAnsi="Times New Roman"/>
+          <w:sz w:val="24"/>
+        </w:rPr>
         <w:t xml:space="preserve"> і </w:t>
       </w:r>
       <w:r>
+        <w:rPr>
+          <w:rFonts w:ascii="Times New Roman" w:hAnsi="Times New Roman"/>
+          <w:sz w:val="24"/>
+        </w:rPr>
         <w:t>т</w:t>
       </w:r>
       <w:r>
+        <w:rPr>
+          <w:rFonts w:ascii="Times New Roman" w:hAnsi="Times New Roman"/>
+          <w:sz w:val="24"/>
+        </w:rPr>
         <w:t>ебе шукаючи, стра</w:t>
       </w:r>
       <w:r>
+        <w:rPr>
+          <w:rFonts w:ascii="Times New Roman" w:hAnsi="Times New Roman"/>
+          <w:sz w:val="24"/>
+        </w:rPr>
         <w:t>ж</w:t>
       </w:r>
       <w:r>
+        <w:rPr>
+          <w:rFonts w:ascii="Times New Roman" w:hAnsi="Times New Roman"/>
+          <w:sz w:val="24"/>
+        </w:rPr>
         <w:t>даю,* і разом з Тобою розпинаюся, і погреб</w:t>
       </w:r>
       <w:r>
+        <w:rPr>
+          <w:rFonts w:ascii="Times New Roman" w:hAnsi="Times New Roman"/>
+          <w:sz w:val="24"/>
+        </w:rPr>
         <w:t>а</w:t>
       </w:r>
       <w:r>
+        <w:rPr>
+          <w:rFonts w:ascii="Times New Roman" w:hAnsi="Times New Roman"/>
+          <w:sz w:val="24"/>
+        </w:rPr>
         <w:t xml:space="preserve">юся хрещенням Твоїм,* і терплю ради Тебе, щоб і царствувати в Тобі,* і вмираю за Тебе, щоб і жити з Тобою,* та як жертву непорочну прийми мене, що з любов’ю пожертвувалася Тобі.* </w:t>
       </w:r>
       <w:r>
+        <w:rPr>
+          <w:rFonts w:ascii="Times New Roman" w:hAnsi="Times New Roman"/>
+          <w:sz w:val="24"/>
+        </w:rPr>
         <w:t>Ї</w:t>
       </w:r>
       <w:r>
+        <w:rPr>
+          <w:rFonts w:ascii="Times New Roman" w:hAnsi="Times New Roman"/>
+          <w:sz w:val="24"/>
+        </w:rPr>
         <w:t>ї молитвами як милостивий спаси душі наші.</w:t>
       </w:r>
     </w:p>
@@ -38437,21 +38550,33 @@
       </w:pPr>
       <w:r>
         <w:rPr>
+          <w:rFonts w:ascii="Times New Roman" w:hAnsi="Times New Roman"/>
           <w:b/>
+          <w:sz w:val="24"/>
         </w:rPr>
         <w:t>І нині:</w:t>
       </w:r>
       <w:r>
-        <w:t xml:space="preserve"> </w:t>
-      </w:r>
-      <w:r>
-        <w:rPr>
+        <w:rPr>
+          <w:rFonts w:ascii="Times New Roman" w:hAnsi="Times New Roman"/>
+          <w:sz w:val="24"/>
+        </w:rPr>
+        <w:t xml:space="preserve"> </w:t>
+      </w:r>
+      <w:r>
+        <w:rPr>
+          <w:rFonts w:ascii="Times New Roman" w:hAnsi="Times New Roman"/>
           <w:i/>
           <w:color w:val="FF0000"/>
+          <w:sz w:val="24"/>
         </w:rPr>
         <w:t>(г. 1):</w:t>
       </w:r>
       <w:r>
+        <w:rPr>
+          <w:rFonts w:ascii="Times New Roman" w:hAnsi="Times New Roman"/>
+          <w:sz w:val="24"/>
+        </w:rPr>
         <w:t xml:space="preserve"> Радуйся, благодатна Богородице Діво,* бо з Тебе засяло Сонце правди – Христос Бог наш,* що просвічує тих, що в темряві.* Веселися й Ти, старче праведний,* Ти прийняв в обійми визволителя душ наших, що дарує нам воскресіння.</w:t>
       </w:r>
     </w:p>
@@ -38537,6 +38662,7 @@
           <w:b/>
           <w:i/>
           <w:color w:val="FF0000"/>
+          <w:sz w:val="24"/>
           <w:lang w:val="uk-UA"/>
         </w:rPr>
         <w:t>Мала єктенія</w:t>
@@ -39827,6 +39953,7 @@
           <w:b/>
           <w:i/>
           <w:color w:val="FF0000"/>
+          <w:sz w:val="24"/>
           <w:lang w:val="uk-UA"/>
         </w:rPr>
         <w:t>Перший сідальний</w:t>
@@ -39976,6 +40103,7 @@
           <w:b/>
           <w:i/>
           <w:color w:val="FF0000"/>
+          <w:sz w:val="24"/>
           <w:lang w:val="uk-UA"/>
         </w:rPr>
         <w:t>Мала єктенія</w:t>
@@ -41259,6 +41387,7 @@
           <w:b/>
           <w:i/>
           <w:color w:val="FF0000"/>
+          <w:sz w:val="24"/>
           <w:lang w:val="uk-UA"/>
         </w:rPr>
         <w:t>Другий сідальний</w:t>
@@ -41369,6 +41498,7 @@
           <w:b/>
           <w:i/>
           <w:color w:val="FF0000"/>
+          <w:sz w:val="24"/>
           <w:lang w:val="uk-UA"/>
         </w:rPr>
         <w:t>Псалом 50</w:t>
@@ -42591,6 +42721,7 @@
           <w:rFonts w:ascii="Times New Roman" w:hAnsi="Times New Roman"/>
           <w:i/>
           <w:color w:val="FF0000"/>
+          <w:sz w:val="24"/>
           <w:lang w:val="uk-UA"/>
         </w:rPr>
         <w:t>Мала єктенія</w:t>
@@ -44651,6 +44782,7 @@
           <w:rFonts w:ascii="Times New Roman" w:hAnsi="Times New Roman"/>
           <w:i/>
           <w:color w:val="FF0000"/>
+          <w:sz w:val="24"/>
           <w:lang w:val="uk-UA"/>
         </w:rPr>
         <w:t>Мала єктенія</w:t>
@@ -45965,12 +46097,18 @@
       </w:pPr>
       <w:r>
         <w:rPr>
+          <w:rFonts w:ascii="Times New Roman" w:hAnsi="Times New Roman"/>
           <w:i/>
           <w:color w:val="FF0000"/>
+          <w:sz w:val="24"/>
         </w:rPr>
         <w:t xml:space="preserve">Кондак (г. 1): </w:t>
       </w:r>
       <w:r>
+        <w:rPr>
+          <w:rFonts w:ascii="Times New Roman" w:hAnsi="Times New Roman"/>
+          <w:sz w:val="24"/>
+        </w:rPr>
         <w:t>Утробу дівичу освятив Ти Різдвом Твоїм* і руки Симеонові благословив Ти, як годилось,* Ти випередив і нині спас нас, Христе Боже,* але утихомир у брані люд Твій і укріпи народ, що його возлюбив Ти,* єдиний Чоловіколюбче.</w:t>
       </w:r>
     </w:p>
@@ -46613,6 +46751,7 @@
           <w:b/>
           <w:i/>
           <w:color w:val="FF0000"/>
+          <w:sz w:val="24"/>
           <w:lang w:val="uk-UA"/>
         </w:rPr>
         <w:t>Пісня Богородиці</w:t>
@@ -47084,6 +47223,7 @@
           <w:b/>
           <w:i/>
           <w:color w:val="FF0000"/>
+          <w:sz w:val="24"/>
           <w:lang w:val="uk-UA"/>
         </w:rPr>
         <w:t>Мала єктенія</w:t>
@@ -48034,6 +48174,7 @@
           <w:b/>
           <w:i/>
           <w:color w:val="FF0000"/>
+          <w:sz w:val="24"/>
           <w:lang w:val="uk-UA"/>
         </w:rPr>
         <w:t>Світильний</w:t>
@@ -48800,6 +48941,7 @@
           <w:b/>
           <w:i/>
           <w:color w:val="FF0000"/>
+          <w:sz w:val="24"/>
           <w:lang w:val="uk-UA"/>
         </w:rPr>
         <w:t>Мале славослов'я</w:t>
@@ -49368,6 +49510,7 @@
           <w:b/>
           <w:i/>
           <w:color w:val="FF0000"/>
+          <w:sz w:val="24"/>
           <w:lang w:val="uk-UA"/>
         </w:rPr>
         <w:t>Прохальна єктенія</w:t>
@@ -54668,6 +54811,7 @@
           <w:b/>
           <w:i/>
           <w:color w:val="FF0000"/>
+          <w:sz w:val="24"/>
           <w:lang w:val="uk-UA"/>
         </w:rPr>
         <w:t>Тропарі</w:t>
@@ -54681,30 +54825,60 @@
       </w:pPr>
       <w:r>
         <w:rPr>
+          <w:rFonts w:ascii="Times New Roman" w:hAnsi="Times New Roman"/>
           <w:i/>
           <w:color w:val="FF0000"/>
+          <w:sz w:val="24"/>
         </w:rPr>
         <w:t>(г. 4):</w:t>
       </w:r>
       <w:r>
+        <w:rPr>
+          <w:rFonts w:ascii="Times New Roman" w:hAnsi="Times New Roman"/>
+          <w:sz w:val="24"/>
+        </w:rPr>
         <w:t xml:space="preserve"> Агниця Твоя, Ісусе, Агафія,* кличе великим голосом:* Тебе, жениху мій, люблю і, Тебе шукаючи, стра</w:t>
       </w:r>
       <w:r>
+        <w:rPr>
+          <w:rFonts w:ascii="Times New Roman" w:hAnsi="Times New Roman"/>
+          <w:sz w:val="24"/>
+        </w:rPr>
         <w:t>ж</w:t>
       </w:r>
       <w:r>
+        <w:rPr>
+          <w:rFonts w:ascii="Times New Roman" w:hAnsi="Times New Roman"/>
+          <w:sz w:val="24"/>
+        </w:rPr>
         <w:t>даю,* і разом з Тобою розпинаюся, і погреб</w:t>
       </w:r>
       <w:r>
+        <w:rPr>
+          <w:rFonts w:ascii="Times New Roman" w:hAnsi="Times New Roman"/>
+          <w:sz w:val="24"/>
+        </w:rPr>
         <w:t>а</w:t>
       </w:r>
       <w:r>
+        <w:rPr>
+          <w:rFonts w:ascii="Times New Roman" w:hAnsi="Times New Roman"/>
+          <w:sz w:val="24"/>
+        </w:rPr>
         <w:t xml:space="preserve">юся хрещенням Твоїм,* і терплю ради Тебе, щоб і царствувати в Тобі,* і вмираю за Тебе, щоб і жити з Тобою,* та як жертву непорочну прийми мене, що з любов’ю пожертвувалася Тобі.* </w:t>
       </w:r>
       <w:r>
+        <w:rPr>
+          <w:rFonts w:ascii="Times New Roman" w:hAnsi="Times New Roman"/>
+          <w:sz w:val="24"/>
+        </w:rPr>
         <w:t>Ї</w:t>
       </w:r>
       <w:r>
+        <w:rPr>
+          <w:rFonts w:ascii="Times New Roman" w:hAnsi="Times New Roman"/>
+          <w:sz w:val="24"/>
+        </w:rPr>
         <w:t>ї молитвами як милостивий спаси душі наші.</w:t>
       </w:r>
     </w:p>
@@ -54716,21 +54890,33 @@
       </w:pPr>
       <w:r>
         <w:rPr>
+          <w:rFonts w:ascii="Times New Roman" w:hAnsi="Times New Roman"/>
           <w:b/>
+          <w:sz w:val="24"/>
         </w:rPr>
         <w:t>Слава: і нині:</w:t>
       </w:r>
       <w:r>
-        <w:t xml:space="preserve"> </w:t>
-      </w:r>
-      <w:r>
-        <w:rPr>
+        <w:rPr>
+          <w:rFonts w:ascii="Times New Roman" w:hAnsi="Times New Roman"/>
+          <w:sz w:val="24"/>
+        </w:rPr>
+        <w:t xml:space="preserve"> </w:t>
+      </w:r>
+      <w:r>
+        <w:rPr>
+          <w:rFonts w:ascii="Times New Roman" w:hAnsi="Times New Roman"/>
           <w:i/>
           <w:color w:val="FF0000"/>
+          <w:sz w:val="24"/>
         </w:rPr>
         <w:t>(г. 1):</w:t>
       </w:r>
       <w:r>
+        <w:rPr>
+          <w:rFonts w:ascii="Times New Roman" w:hAnsi="Times New Roman"/>
+          <w:sz w:val="24"/>
+        </w:rPr>
         <w:t xml:space="preserve"> Радуйся, благодатна Богородице Діво,* бо з Тебе засяло Сонце правди – Христос Бог наш,* що просвічує тих, що в темряві.* Веселися й Ти, старче праведний,* Ти прийняв в обійми визволителя душ наших, що дарує нам воскресіння.</w:t>
       </w:r>
     </w:p>
@@ -54764,6 +54950,7 @@
           <w:b/>
           <w:i/>
           <w:color w:val="FF0000"/>
+          <w:sz w:val="24"/>
           <w:lang w:val="uk-UA"/>
         </w:rPr>
         <w:t>Єктенія усильного благання</w:t>
